--- a/CV/CV_Alejandro_Munoz_Dev_IA_Junio_2026.docx
+++ b/CV/CV_Alejandro_Munoz_Dev_IA_Junio_2026.docx
@@ -203,6 +203,29 @@
         <w:t>Workflows</w:t>
       </w:r>
       <w:proofErr w:type="spellEnd"/>
+      <w:r>
+        <w:t xml:space="preserve">, </w:t>
+      </w:r>
+      <w:r>
+        <w:t xml:space="preserve">Multi-Model </w:t>
+      </w:r>
+      <w:proofErr w:type="spellStart"/>
+      <w:r>
+        <w:t>Integration</w:t>
+      </w:r>
+      <w:proofErr w:type="spellEnd"/>
+      <w:r>
+        <w:t xml:space="preserve">, </w:t>
+      </w:r>
+      <w:r>
+        <w:t>Crew AI Framework</w:t>
+      </w:r>
+      <w:r>
+        <w:t xml:space="preserve">, </w:t>
+      </w:r>
+      <w:r>
+        <w:t>LangGraph</w:t>
+      </w:r>
       <w:r>
         <w:t>).</w:t>
       </w:r>
@@ -518,6 +541,7 @@
           <w:b w:val="0"/>
           <w:bCs w:val="0"/>
           <w:color w:val="auto"/>
+          <w:lang w:val="en-US"/>
         </w:rPr>
         <w:t>2007 – 2008</w:t>
       </w:r>
@@ -944,200 +968,95 @@
     <w:p>
       <w:pPr>
         <w:pStyle w:val="Ttulo2"/>
-        <w:rPr>
-          <w:lang w:val="en-US"/>
-        </w:rPr>
       </w:pPr>
       <w:r>
         <w:t>🛠️</w:t>
       </w:r>
       <w:r>
-        <w:rPr>
-          <w:lang w:val="en-US"/>
-        </w:rPr>
-        <w:t xml:space="preserve"> </w:t>
-      </w:r>
-      <w:proofErr w:type="spellStart"/>
-      <w:r>
-        <w:rPr>
-          <w:lang w:val="en-US"/>
-        </w:rPr>
-        <w:t>Habilidades</w:t>
-      </w:r>
-      <w:proofErr w:type="spellEnd"/>
-      <w:r>
-        <w:rPr>
-          <w:lang w:val="en-US"/>
-        </w:rPr>
-        <w:t xml:space="preserve"> </w:t>
-      </w:r>
-      <w:proofErr w:type="spellStart"/>
-      <w:r>
-        <w:rPr>
-          <w:lang w:val="en-US"/>
-        </w:rPr>
-        <w:t>técnicas</w:t>
-      </w:r>
-      <w:proofErr w:type="spellEnd"/>
-      <w:r>
-        <w:rPr>
-          <w:lang w:val="en-US"/>
-        </w:rPr>
-        <w:t xml:space="preserve"> y </w:t>
-      </w:r>
-      <w:proofErr w:type="spellStart"/>
-      <w:r>
-        <w:rPr>
-          <w:lang w:val="en-US"/>
-        </w:rPr>
-        <w:t>creativas</w:t>
-      </w:r>
-      <w:proofErr w:type="spellEnd"/>
+        <w:t xml:space="preserve"> Habilidades técnicas y creativas</w:t>
+      </w:r>
     </w:p>
     <w:p>
-      <w:pPr>
-        <w:rPr>
-          <w:lang w:val="en-US"/>
-        </w:rPr>
-      </w:pPr>
       <w:r>
         <w:rPr>
           <w:b/>
           <w:bCs/>
-          <w:lang w:val="en-US"/>
         </w:rPr>
         <w:t>IA y Automatización (Core):</w:t>
       </w:r>
       <w:r>
-        <w:rPr>
-          <w:lang w:val="en-US"/>
-        </w:rPr>
         <w:t xml:space="preserve"> Arquitecturas Multi-Agente, </w:t>
       </w:r>
       <w:proofErr w:type="spellStart"/>
       <w:r>
-        <w:rPr>
-          <w:lang w:val="en-US"/>
-        </w:rPr>
         <w:t>LLMs</w:t>
       </w:r>
       <w:proofErr w:type="spellEnd"/>
       <w:r>
-        <w:rPr>
-          <w:lang w:val="en-US"/>
-        </w:rPr>
         <w:t xml:space="preserve">, </w:t>
       </w:r>
       <w:proofErr w:type="spellStart"/>
       <w:r>
-        <w:rPr>
-          <w:lang w:val="en-US"/>
-        </w:rPr>
         <w:t>LangChain</w:t>
       </w:r>
       <w:proofErr w:type="spellEnd"/>
       <w:r>
-        <w:rPr>
-          <w:lang w:val="en-US"/>
-        </w:rPr>
         <w:t xml:space="preserve">, </w:t>
       </w:r>
       <w:proofErr w:type="spellStart"/>
       <w:r>
-        <w:rPr>
-          <w:lang w:val="en-US"/>
-        </w:rPr>
         <w:t>CrewAI</w:t>
       </w:r>
       <w:proofErr w:type="spellEnd"/>
       <w:r>
-        <w:rPr>
-          <w:lang w:val="en-US"/>
-        </w:rPr>
         <w:t xml:space="preserve">, Model </w:t>
       </w:r>
       <w:proofErr w:type="spellStart"/>
       <w:r>
-        <w:rPr>
-          <w:lang w:val="en-US"/>
-        </w:rPr>
         <w:t>Context</w:t>
       </w:r>
       <w:proofErr w:type="spellEnd"/>
       <w:r>
-        <w:rPr>
-          <w:lang w:val="en-US"/>
-        </w:rPr>
         <w:t xml:space="preserve"> </w:t>
       </w:r>
       <w:proofErr w:type="spellStart"/>
       <w:r>
-        <w:rPr>
-          <w:lang w:val="en-US"/>
-        </w:rPr>
         <w:t>Protocol</w:t>
       </w:r>
       <w:proofErr w:type="spellEnd"/>
       <w:r>
-        <w:rPr>
-          <w:lang w:val="en-US"/>
-        </w:rPr>
         <w:t xml:space="preserve"> (MCP), Integración de </w:t>
       </w:r>
       <w:proofErr w:type="spellStart"/>
       <w:r>
-        <w:rPr>
-          <w:lang w:val="en-US"/>
-        </w:rPr>
         <w:t>APIs</w:t>
       </w:r>
       <w:proofErr w:type="spellEnd"/>
       <w:r>
-        <w:rPr>
-          <w:lang w:val="en-US"/>
-        </w:rPr>
         <w:t xml:space="preserve"> (</w:t>
       </w:r>
       <w:proofErr w:type="spellStart"/>
       <w:r>
-        <w:rPr>
-          <w:lang w:val="en-US"/>
-        </w:rPr>
         <w:t>OpenAI</w:t>
       </w:r>
       <w:proofErr w:type="spellEnd"/>
       <w:r>
-        <w:rPr>
-          <w:lang w:val="en-US"/>
-        </w:rPr>
         <w:t xml:space="preserve">, etc.), n8n, </w:t>
       </w:r>
       <w:proofErr w:type="spellStart"/>
       <w:r>
-        <w:rPr>
-          <w:lang w:val="en-US"/>
-        </w:rPr>
         <w:t>Prompt</w:t>
       </w:r>
       <w:proofErr w:type="spellEnd"/>
       <w:r>
-        <w:rPr>
-          <w:lang w:val="en-US"/>
-        </w:rPr>
         <w:t xml:space="preserve"> </w:t>
       </w:r>
       <w:proofErr w:type="spellStart"/>
       <w:r>
-        <w:rPr>
-          <w:lang w:val="en-US"/>
-        </w:rPr>
         <w:t>Engineering</w:t>
       </w:r>
       <w:proofErr w:type="spellEnd"/>
       <w:r>
-        <w:rPr>
-          <w:lang w:val="en-US"/>
-        </w:rPr>
         <w:t>.</w:t>
       </w:r>
     </w:p>
